--- a/CLASE 12/Actividad Semana 12.docx
+++ b/CLASE 12/Actividad Semana 12.docx
@@ -1,6 +1,6 @@
 
 <file path=word/document.xml><?xml version="1.0" encoding="utf-8"?>
-<w:document xmlns:wpc="http://schemas.microsoft.com/office/word/2010/wordprocessingCanvas" xmlns:cx="http://schemas.microsoft.com/office/drawing/2014/chartex" xmlns:cx1="http://schemas.microsoft.com/office/drawing/2015/9/8/chartex" xmlns:cx2="http://schemas.microsoft.com/office/drawing/2015/10/21/chartex" xmlns:cx3="http://schemas.microsoft.com/office/drawing/2016/5/9/chartex" xmlns:cx4="http://schemas.microsoft.com/office/drawing/2016/5/10/chartex" xmlns:cx5="http://schemas.microsoft.com/office/drawing/2016/5/11/chartex" xmlns:cx6="http://schemas.microsoft.com/office/drawing/2016/5/12/chartex" xmlns:cx7="http://schemas.microsoft.com/office/drawing/2016/5/13/chartex" xmlns:cx8="http://schemas.microsoft.com/office/drawing/2016/5/14/chartex" xmlns:mc="http://schemas.openxmlformats.org/markup-compatibility/2006" xmlns:aink="http://schemas.microsoft.com/office/drawing/2016/ink" xmlns:am3d="http://schemas.microsoft.com/office/drawing/2017/model3d" xmlns:o="urn:schemas-microsoft-com:office:office" xmlns:oel="http://schemas.microsoft.com/office/2019/extlst" xmlns:r="http://schemas.openxmlformats.org/officeDocument/2006/relationships" xmlns:m="http://schemas.openxmlformats.org/officeDocument/2006/math" xmlns:v="urn:schemas-microsoft-com:vml" xmlns:wp14="http://schemas.microsoft.com/office/word/2010/wordprocessingDrawing" xmlns:wp="http://schemas.openxmlformats.org/drawingml/2006/wordprocessingDrawing" xmlns:w10="urn:schemas-microsoft-com:office:word" xmlns:w="http://schemas.openxmlformats.org/wordprocessingml/2006/main" xmlns:w14="http://schemas.microsoft.com/office/word/2010/wordml" xmlns:w15="http://schemas.microsoft.com/office/word/2012/wordml" xmlns:w16cex="http://schemas.microsoft.com/office/word/2018/wordml/cex" xmlns:w16cid="http://schemas.microsoft.com/office/word/2016/wordml/cid" xmlns:w16="http://schemas.microsoft.com/office/word/2018/wordml" xmlns:w16du="http://schemas.microsoft.com/office/word/2023/wordml/word16du" xmlns:w16sdtdh="http://schemas.microsoft.com/office/word/2020/wordml/sdtdatahash" xmlns:w16sdtfl="http://schemas.microsoft.com/office/word/2024/wordml/sdtformatlock" xmlns:w16se="http://schemas.microsoft.com/office/word/2015/wordml/symex" xmlns:wpg="http://schemas.microsoft.com/office/word/2010/wordprocessingGroup" xmlns:wpi="http://schemas.microsoft.com/office/word/2010/wordprocessingInk" xmlns:wne="http://schemas.microsoft.com/office/word/2006/wordml" xmlns:wps="http://schemas.microsoft.com/office/word/2010/wordprocessingShape" mc:Ignorable="w14 w15 w16se w16cid w16 w16cex w16sdtdh w16sdtfl w16du wp14">
+<w:document xmlns:wpc="http://schemas.microsoft.com/office/word/2010/wordprocessingCanvas" xmlns:cx="http://schemas.microsoft.com/office/drawing/2014/chartex" xmlns:cx1="http://schemas.microsoft.com/office/drawing/2015/9/8/chartex" xmlns:cx2="http://schemas.microsoft.com/office/drawing/2015/10/21/chartex" xmlns:cx3="http://schemas.microsoft.com/office/drawing/2016/5/9/chartex" xmlns:cx4="http://schemas.microsoft.com/office/drawing/2016/5/10/chartex" xmlns:cx5="http://schemas.microsoft.com/office/drawing/2016/5/11/chartex" xmlns:cx6="http://schemas.microsoft.com/office/drawing/2016/5/12/chartex" xmlns:cx7="http://schemas.microsoft.com/office/drawing/2016/5/13/chartex" xmlns:cx8="http://schemas.microsoft.com/office/drawing/2016/5/14/chartex" xmlns:mc="http://schemas.openxmlformats.org/markup-compatibility/2006" xmlns:m="http://schemas.openxmlformats.org/officeDocument/2006/math" xmlns:aink="http://schemas.microsoft.com/office/drawing/2016/ink" xmlns:am3d="http://schemas.microsoft.com/office/drawing/2017/model3d" xmlns:oel="http://schemas.microsoft.com/office/2019/extlst" xmlns:r="http://schemas.openxmlformats.org/officeDocument/2006/relationships" xmlns:wp14="http://schemas.microsoft.com/office/word/2010/wordprocessingDrawing" xmlns:wp="http://schemas.openxmlformats.org/drawingml/2006/wordprocessingDrawing" xmlns:wpg="http://schemas.microsoft.com/office/word/2010/wordprocessingGroup" xmlns:wpi="http://schemas.microsoft.com/office/word/2010/wordprocessingInk" xmlns:wps="http://schemas.microsoft.com/office/word/2010/wordprocessingShape" xmlns:o="urn:schemas-microsoft-com:office:office" xmlns:v="urn:schemas-microsoft-com:vml" xmlns:w10="urn:schemas-microsoft-com:office:word" xmlns:w="http://schemas.openxmlformats.org/wordprocessingml/2006/main" xmlns:w14="http://schemas.microsoft.com/office/word/2010/wordml" xmlns:w15="http://schemas.microsoft.com/office/word/2012/wordml" xmlns:w16cei="http://schemas.microsoft.com/office/word/2026/wordml/cei" xmlns:w16cex="http://schemas.microsoft.com/office/word/2018/wordml/cex" xmlns:w16cid="http://schemas.microsoft.com/office/word/2016/wordml/cid" xmlns:w16="http://schemas.microsoft.com/office/word/2018/wordml" xmlns:w16sdtdh="http://schemas.microsoft.com/office/word/2020/wordml/sdtdatahash" xmlns:w16sdtfl="http://schemas.microsoft.com/office/word/2024/wordml/sdtformatlock" xmlns:w16se="http://schemas.microsoft.com/office/word/2015/wordml/symex" xmlns:w16du="http://schemas.microsoft.com/office/word/2023/wordml/word16du" xmlns:wne="http://schemas.microsoft.com/office/word/2006/wordml" mc:Ignorable="w14 w15 w16se w16cid w16 w16cex w16sdtdh w16sdtfl w16du wp14">
   <w:body>
     <w:p>
       <w:pPr>
@@ -16,14 +16,81 @@
           <w:b/>
           <w:bCs/>
         </w:rPr>
-        <w:t>2</w:t>
-      </w:r>
+        <w:t>Universidad Metropolitana Castro Carazo</w:t>
+      </w:r>
+    </w:p>
+    <w:p>
+      <w:pPr>
+        <w:spacing w:after="160"/>
+        <w:ind w:left="0"/>
+      </w:pPr>
       <w:r>
         <w:rPr>
           <w:b/>
           <w:bCs/>
         </w:rPr>
-        <w:t>Universidad Metropolitana Castro Carazo</w:t>
+        <w:t>Facultad d</w:t>
+      </w:r>
+      <w:r>
+        <w:rPr>
+          <w:b/>
+          <w:bCs/>
+        </w:rPr>
+        <w:t xml:space="preserve">e Informática </w:t>
+      </w:r>
+      <w:r>
+        <w:br/>
+      </w:r>
+      <w:r>
+        <w:rPr>
+          <w:b/>
+          <w:bCs/>
+        </w:rPr>
+        <w:t>Curso:</w:t>
+      </w:r>
+      <w:r>
+        <w:t xml:space="preserve"> </w:t>
+      </w:r>
+      <w:r>
+        <w:t xml:space="preserve">Fundamentos de </w:t>
+      </w:r>
+      <w:r>
+        <w:t>Python</w:t>
+      </w:r>
+      <w:r>
+        <w:br/>
+      </w:r>
+      <w:r>
+        <w:rPr>
+          <w:b/>
+          <w:bCs/>
+        </w:rPr>
+        <w:t>Profesor:</w:t>
+      </w:r>
+      <w:r>
+        <w:t xml:space="preserve"> </w:t>
+      </w:r>
+      <w:r>
+        <w:t xml:space="preserve">Ing. </w:t>
+      </w:r>
+      <w:r>
+        <w:t>Andrés Mena Abarca</w:t>
+      </w:r>
+      <w:r>
+        <w:br/>
+      </w:r>
+      <w:r>
+        <w:rPr>
+          <w:b/>
+          <w:bCs/>
+        </w:rPr>
+        <w:t>Semana:</w:t>
+      </w:r>
+      <w:r>
+        <w:t xml:space="preserve"> 1</w:t>
+      </w:r>
+      <w:r>
+        <w:t>2</w:t>
       </w:r>
     </w:p>
     <w:p>
@@ -33,71 +100,83 @@
       </w:pPr>
       <w:r>
         <w:rPr>
+          <w:noProof/>
+        </w:rPr>
+      </w:r>
+      <w:r>
+        <w:pict w14:anchorId="24EA080F">
+          <v:rect id="Horizontal Line 1" o:spid="_x0000_s2051" style="width:487.3pt;height:1.1pt;visibility:visible;mso-wrap-style:square;mso-left-percent:-10001;mso-top-percent:-10001;mso-position-horizontal:absolute;mso-position-horizontal-relative:char;mso-position-vertical:absolute;mso-position-vertical-relative:line;mso-left-percent:-10001;mso-top-percent:-10001;v-text-anchor:top" o:gfxdata="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" filled="f">
+            <o:lock v:ext="edit" rotation="t" aspectratio="t" verticies="t" text="t" shapetype="t"/>
+            <w10:anchorlock/>
+          </v:rect>
+        </w:pict>
+      </w:r>
+    </w:p>
+    <w:p>
+      <w:pPr>
+        <w:spacing w:after="160"/>
+        <w:ind w:left="0"/>
+        <w:rPr>
           <w:b/>
           <w:bCs/>
         </w:rPr>
-        <w:t>Facultad d</w:t>
-      </w:r>
+      </w:pPr>
       <w:r>
         <w:rPr>
           <w:b/>
           <w:bCs/>
         </w:rPr>
-        <w:t xml:space="preserve">e Informática </w:t>
-      </w:r>
-      <w:r>
-        <w:br/>
-      </w:r>
+        <w:t>Actividad: Creación y Modulación de un Proyecto Base en Python</w:t>
+      </w:r>
+    </w:p>
+    <w:p>
+      <w:pPr>
+        <w:spacing w:after="160"/>
+        <w:ind w:left="0"/>
+      </w:pPr>
       <w:r>
         <w:rPr>
           <w:b/>
           <w:bCs/>
         </w:rPr>
-        <w:t>Curso:</w:t>
-      </w:r>
-      <w:r>
-        <w:t xml:space="preserve"> </w:t>
-      </w:r>
-      <w:r>
-        <w:t xml:space="preserve">Fundamentos de </w:t>
-      </w:r>
-      <w:r>
-        <w:t>Python</w:t>
+        <w:t>Nombre del Estudiante:</w:t>
       </w:r>
       <w:r>
         <w:br/>
       </w:r>
+      <w:r>
+        <w:rPr>
+          <w:i/>
+          <w:iCs/>
+        </w:rPr>
+        <w:t>Yislein Madrigal Ramirez</w:t>
+      </w:r>
+    </w:p>
+    <w:p>
+      <w:pPr>
+        <w:spacing w:after="160"/>
+        <w:ind w:left="0"/>
+      </w:pPr>
       <w:r>
         <w:rPr>
           <w:b/>
           <w:bCs/>
         </w:rPr>
-        <w:t>Profesor:</w:t>
-      </w:r>
+        <w:t>URL del Repositorio Público:</w:t>
+      </w:r>
+      <w:r>
+        <w:br/>
+      </w:r>
+      <w:hyperlink r:id="rId8" w:history="1">
+        <w:r>
+          <w:rPr>
+            <w:rStyle w:val="Hipervnculo"/>
+          </w:rPr>
+          <w:t>https://github.com/yislein27-cyber/2026C2-G03-PROGRAMACI-N/tree/main/CLASE%2012</w:t>
+        </w:r>
+      </w:hyperlink>
       <w:r>
         <w:t xml:space="preserve"> </w:t>
-      </w:r>
-      <w:r>
-        <w:t xml:space="preserve">Ing. </w:t>
-      </w:r>
-      <w:r>
-        <w:t>Andrés Mena Abarca</w:t>
-      </w:r>
-      <w:r>
-        <w:br/>
-      </w:r>
-      <w:r>
-        <w:rPr>
-          <w:b/>
-          <w:bCs/>
-        </w:rPr>
-        <w:t>Semana:</w:t>
-      </w:r>
-      <w:r>
-        <w:t xml:space="preserve"> 1</w:t>
-      </w:r>
-      <w:r>
-        <w:t>2</w:t>
       </w:r>
     </w:p>
     <w:p>
@@ -106,82 +185,16 @@
         <w:ind w:left="0"/>
       </w:pPr>
       <w:r>
-        <w:pict w14:anchorId="08C7A8AD">
-          <v:rect id="_x0000_i1025" style="width:0;height:1.5pt" o:hrstd="t" o:hr="t" fillcolor="#a0a0a0" stroked="f"/>
-        </w:pict>
-      </w:r>
-    </w:p>
-    <w:p>
-      <w:pPr>
-        <w:spacing w:after="160"/>
-        <w:ind w:left="0"/>
-        <w:rPr>
-          <w:b/>
-          <w:bCs/>
-        </w:rPr>
-      </w:pPr>
-      <w:r>
-        <w:rPr>
-          <w:b/>
-          <w:bCs/>
-        </w:rPr>
-        <w:t>Actividad: Creación y Modulación de un Proyecto Base en Python</w:t>
-      </w:r>
-    </w:p>
-    <w:p>
-      <w:pPr>
-        <w:spacing w:after="160"/>
-        <w:ind w:left="0"/>
-      </w:pPr>
-      <w:r>
-        <w:rPr>
-          <w:b/>
-          <w:bCs/>
-        </w:rPr>
-        <w:t>Nombre del Estudiante:</w:t>
-      </w:r>
-      <w:r>
-        <w:br/>
-      </w:r>
-      <w:r>
-        <w:rPr>
-          <w:i/>
-          <w:iCs/>
-        </w:rPr>
-        <w:t>(Escribe tu nombre completo aquí)</w:t>
-      </w:r>
-    </w:p>
-    <w:p>
-      <w:pPr>
-        <w:spacing w:after="160"/>
-        <w:ind w:left="0"/>
-      </w:pPr>
-      <w:r>
-        <w:rPr>
-          <w:b/>
-          <w:bCs/>
-        </w:rPr>
-        <w:t>URL del Repositorio Público:</w:t>
-      </w:r>
-      <w:r>
-        <w:br/>
-      </w:r>
-      <w:r>
-        <w:rPr>
-          <w:i/>
-          <w:iCs/>
-        </w:rPr>
-        <w:t>(Pega aquí el enlace al repositorio público en GitHub)</w:t>
-      </w:r>
-    </w:p>
-    <w:p>
-      <w:pPr>
-        <w:spacing w:after="160"/>
-        <w:ind w:left="0"/>
-      </w:pPr>
-      <w:r>
-        <w:pict w14:anchorId="6E9EA985">
-          <v:rect id="_x0000_i1026" style="width:0;height:1.5pt" o:hrstd="t" o:hr="t" fillcolor="#a0a0a0" stroked="f"/>
+        <w:rPr>
+          <w:noProof/>
+        </w:rPr>
+      </w:r>
+      <w:r>
+        <w:pict w14:anchorId="3F206DB9">
+          <v:rect id="Horizontal Line 2" o:spid="_x0000_s2050" style="width:487.3pt;height:1.1pt;visibility:visible;mso-wrap-style:square;mso-left-percent:-10001;mso-top-percent:-10001;mso-position-horizontal:absolute;mso-position-horizontal-relative:char;mso-position-vertical:absolute;mso-position-vertical-relative:line;mso-left-percent:-10001;mso-top-percent:-10001;v-text-anchor:top" o:gfxdata="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" filled="f">
+            <o:lock v:ext="edit" rotation="t" aspectratio="t" verticies="t" text="t" shapetype="t"/>
+            <w10:anchorlock/>
+          </v:rect>
         </w:pict>
       </w:r>
     </w:p>
@@ -397,12 +410,12 @@
     </w:p>
     <w:p/>
     <w:sectPr>
-      <w:headerReference w:type="even" r:id="rId8"/>
-      <w:headerReference w:type="default" r:id="rId9"/>
-      <w:footerReference w:type="even" r:id="rId10"/>
-      <w:footerReference w:type="default" r:id="rId11"/>
-      <w:headerReference w:type="first" r:id="rId12"/>
-      <w:footerReference w:type="first" r:id="rId13"/>
+      <w:headerReference w:type="even" r:id="rId9"/>
+      <w:headerReference w:type="default" r:id="rId10"/>
+      <w:footerReference w:type="even" r:id="rId11"/>
+      <w:footerReference w:type="default" r:id="rId12"/>
+      <w:headerReference w:type="first" r:id="rId13"/>
+      <w:footerReference w:type="first" r:id="rId14"/>
       <w:pgSz w:w="11906" w:h="16838" w:code="9"/>
       <w:pgMar w:top="1440" w:right="1080" w:bottom="1440" w:left="1080" w:header="720" w:footer="57" w:gutter="0"/>
       <w:cols w:space="720"/>
@@ -413,7 +426,7 @@
 </file>
 
 <file path=word/endnotes.xml><?xml version="1.0" encoding="utf-8"?>
-<w:endnotes xmlns:wpc="http://schemas.microsoft.com/office/word/2010/wordprocessingCanvas" xmlns:cx="http://schemas.microsoft.com/office/drawing/2014/chartex" xmlns:cx1="http://schemas.microsoft.com/office/drawing/2015/9/8/chartex" xmlns:cx2="http://schemas.microsoft.com/office/drawing/2015/10/21/chartex" xmlns:cx3="http://schemas.microsoft.com/office/drawing/2016/5/9/chartex" xmlns:cx4="http://schemas.microsoft.com/office/drawing/2016/5/10/chartex" xmlns:cx5="http://schemas.microsoft.com/office/drawing/2016/5/11/chartex" xmlns:cx6="http://schemas.microsoft.com/office/drawing/2016/5/12/chartex" xmlns:cx7="http://schemas.microsoft.com/office/drawing/2016/5/13/chartex" xmlns:cx8="http://schemas.microsoft.com/office/drawing/2016/5/14/chartex" xmlns:mc="http://schemas.openxmlformats.org/markup-compatibility/2006" xmlns:aink="http://schemas.microsoft.com/office/drawing/2016/ink" xmlns:am3d="http://schemas.microsoft.com/office/drawing/2017/model3d" xmlns:o="urn:schemas-microsoft-com:office:office" xmlns:oel="http://schemas.microsoft.com/office/2019/extlst" xmlns:r="http://schemas.openxmlformats.org/officeDocument/2006/relationships" xmlns:m="http://schemas.openxmlformats.org/officeDocument/2006/math" xmlns:v="urn:schemas-microsoft-com:vml" xmlns:wp14="http://schemas.microsoft.com/office/word/2010/wordprocessingDrawing" xmlns:wp="http://schemas.openxmlformats.org/drawingml/2006/wordprocessingDrawing" xmlns:w10="urn:schemas-microsoft-com:office:word" xmlns:w="http://schemas.openxmlformats.org/wordprocessingml/2006/main" xmlns:w14="http://schemas.microsoft.com/office/word/2010/wordml" xmlns:w15="http://schemas.microsoft.com/office/word/2012/wordml" xmlns:w16cex="http://schemas.microsoft.com/office/word/2018/wordml/cex" xmlns:w16cid="http://schemas.microsoft.com/office/word/2016/wordml/cid" xmlns:w16="http://schemas.microsoft.com/office/word/2018/wordml" xmlns:w16du="http://schemas.microsoft.com/office/word/2023/wordml/word16du" xmlns:w16sdtdh="http://schemas.microsoft.com/office/word/2020/wordml/sdtdatahash" xmlns:w16sdtfl="http://schemas.microsoft.com/office/word/2024/wordml/sdtformatlock" xmlns:w16se="http://schemas.microsoft.com/office/word/2015/wordml/symex" xmlns:wpg="http://schemas.microsoft.com/office/word/2010/wordprocessingGroup" xmlns:wpi="http://schemas.microsoft.com/office/word/2010/wordprocessingInk" xmlns:wne="http://schemas.microsoft.com/office/word/2006/wordml" xmlns:wps="http://schemas.microsoft.com/office/word/2010/wordprocessingShape" mc:Ignorable="w14 w15 w16se w16cid w16 w16cex w16sdtdh w16sdtfl w16du wp14">
+<w:endnotes xmlns:wpc="http://schemas.microsoft.com/office/word/2010/wordprocessingCanvas" xmlns:cx="http://schemas.microsoft.com/office/drawing/2014/chartex" xmlns:cx1="http://schemas.microsoft.com/office/drawing/2015/9/8/chartex" xmlns:cx2="http://schemas.microsoft.com/office/drawing/2015/10/21/chartex" xmlns:cx3="http://schemas.microsoft.com/office/drawing/2016/5/9/chartex" xmlns:cx4="http://schemas.microsoft.com/office/drawing/2016/5/10/chartex" xmlns:cx5="http://schemas.microsoft.com/office/drawing/2016/5/11/chartex" xmlns:cx6="http://schemas.microsoft.com/office/drawing/2016/5/12/chartex" xmlns:cx7="http://schemas.microsoft.com/office/drawing/2016/5/13/chartex" xmlns:cx8="http://schemas.microsoft.com/office/drawing/2016/5/14/chartex" xmlns:mc="http://schemas.openxmlformats.org/markup-compatibility/2006" xmlns:m="http://schemas.openxmlformats.org/officeDocument/2006/math" xmlns:aink="http://schemas.microsoft.com/office/drawing/2016/ink" xmlns:am3d="http://schemas.microsoft.com/office/drawing/2017/model3d" xmlns:oel="http://schemas.microsoft.com/office/2019/extlst" xmlns:r="http://schemas.openxmlformats.org/officeDocument/2006/relationships" xmlns:wp14="http://schemas.microsoft.com/office/word/2010/wordprocessingDrawing" xmlns:wp="http://schemas.openxmlformats.org/drawingml/2006/wordprocessingDrawing" xmlns:wpg="http://schemas.microsoft.com/office/word/2010/wordprocessingGroup" xmlns:wpi="http://schemas.microsoft.com/office/word/2010/wordprocessingInk" xmlns:wps="http://schemas.microsoft.com/office/word/2010/wordprocessingShape" xmlns:o="urn:schemas-microsoft-com:office:office" xmlns:v="urn:schemas-microsoft-com:vml" xmlns:w10="urn:schemas-microsoft-com:office:word" xmlns:w="http://schemas.openxmlformats.org/wordprocessingml/2006/main" xmlns:w14="http://schemas.microsoft.com/office/word/2010/wordml" xmlns:w15="http://schemas.microsoft.com/office/word/2012/wordml" xmlns:w16cei="http://schemas.microsoft.com/office/word/2026/wordml/cei" xmlns:w16cex="http://schemas.microsoft.com/office/word/2018/wordml/cex" xmlns:w16cid="http://schemas.microsoft.com/office/word/2016/wordml/cid" xmlns:w16="http://schemas.microsoft.com/office/word/2018/wordml" xmlns:w16sdtdh="http://schemas.microsoft.com/office/word/2020/wordml/sdtdatahash" xmlns:w16sdtfl="http://schemas.microsoft.com/office/word/2024/wordml/sdtformatlock" xmlns:w16se="http://schemas.microsoft.com/office/word/2015/wordml/symex" xmlns:w16du="http://schemas.microsoft.com/office/word/2023/wordml/word16du" xmlns:wne="http://schemas.microsoft.com/office/word/2006/wordml" mc:Ignorable="w14 w15 w16se w16cid w16 w16cex w16sdtdh w16sdtfl w16du wp14">
   <w:endnote w:type="separator" w:id="-1">
     <w:p>
       <w:pPr>
@@ -438,7 +451,7 @@
 </file>
 
 <file path=word/footer1.xml><?xml version="1.0" encoding="utf-8"?>
-<w:ftr xmlns:wpc="http://schemas.microsoft.com/office/word/2010/wordprocessingCanvas" xmlns:cx="http://schemas.microsoft.com/office/drawing/2014/chartex" xmlns:cx1="http://schemas.microsoft.com/office/drawing/2015/9/8/chartex" xmlns:cx2="http://schemas.microsoft.com/office/drawing/2015/10/21/chartex" xmlns:cx3="http://schemas.microsoft.com/office/drawing/2016/5/9/chartex" xmlns:cx4="http://schemas.microsoft.com/office/drawing/2016/5/10/chartex" xmlns:cx5="http://schemas.microsoft.com/office/drawing/2016/5/11/chartex" xmlns:cx6="http://schemas.microsoft.com/office/drawing/2016/5/12/chartex" xmlns:cx7="http://schemas.microsoft.com/office/drawing/2016/5/13/chartex" xmlns:cx8="http://schemas.microsoft.com/office/drawing/2016/5/14/chartex" xmlns:mc="http://schemas.openxmlformats.org/markup-compatibility/2006" xmlns:aink="http://schemas.microsoft.com/office/drawing/2016/ink" xmlns:am3d="http://schemas.microsoft.com/office/drawing/2017/model3d" xmlns:o="urn:schemas-microsoft-com:office:office" xmlns:oel="http://schemas.microsoft.com/office/2019/extlst" xmlns:r="http://schemas.openxmlformats.org/officeDocument/2006/relationships" xmlns:m="http://schemas.openxmlformats.org/officeDocument/2006/math" xmlns:v="urn:schemas-microsoft-com:vml" xmlns:wp14="http://schemas.microsoft.com/office/word/2010/wordprocessingDrawing" xmlns:wp="http://schemas.openxmlformats.org/drawingml/2006/wordprocessingDrawing" xmlns:w10="urn:schemas-microsoft-com:office:word" xmlns:w="http://schemas.openxmlformats.org/wordprocessingml/2006/main" xmlns:w14="http://schemas.microsoft.com/office/word/2010/wordml" xmlns:w15="http://schemas.microsoft.com/office/word/2012/wordml" xmlns:w16cex="http://schemas.microsoft.com/office/word/2018/wordml/cex" xmlns:w16cid="http://schemas.microsoft.com/office/word/2016/wordml/cid" xmlns:w16="http://schemas.microsoft.com/office/word/2018/wordml" xmlns:w16du="http://schemas.microsoft.com/office/word/2023/wordml/word16du" xmlns:w16sdtdh="http://schemas.microsoft.com/office/word/2020/wordml/sdtdatahash" xmlns:w16sdtfl="http://schemas.microsoft.com/office/word/2024/wordml/sdtformatlock" xmlns:w16se="http://schemas.microsoft.com/office/word/2015/wordml/symex" xmlns:wpg="http://schemas.microsoft.com/office/word/2010/wordprocessingGroup" xmlns:wpi="http://schemas.microsoft.com/office/word/2010/wordprocessingInk" xmlns:wne="http://schemas.microsoft.com/office/word/2006/wordml" xmlns:wps="http://schemas.microsoft.com/office/word/2010/wordprocessingShape" mc:Ignorable="w14 w15 w16se w16cid w16 w16cex w16sdtdh w16sdtfl w16du wp14">
+<w:ftr xmlns:wpc="http://schemas.microsoft.com/office/word/2010/wordprocessingCanvas" xmlns:cx="http://schemas.microsoft.com/office/drawing/2014/chartex" xmlns:cx1="http://schemas.microsoft.com/office/drawing/2015/9/8/chartex" xmlns:cx2="http://schemas.microsoft.com/office/drawing/2015/10/21/chartex" xmlns:cx3="http://schemas.microsoft.com/office/drawing/2016/5/9/chartex" xmlns:cx4="http://schemas.microsoft.com/office/drawing/2016/5/10/chartex" xmlns:cx5="http://schemas.microsoft.com/office/drawing/2016/5/11/chartex" xmlns:cx6="http://schemas.microsoft.com/office/drawing/2016/5/12/chartex" xmlns:cx7="http://schemas.microsoft.com/office/drawing/2016/5/13/chartex" xmlns:cx8="http://schemas.microsoft.com/office/drawing/2016/5/14/chartex" xmlns:mc="http://schemas.openxmlformats.org/markup-compatibility/2006" xmlns:m="http://schemas.openxmlformats.org/officeDocument/2006/math" xmlns:aink="http://schemas.microsoft.com/office/drawing/2016/ink" xmlns:am3d="http://schemas.microsoft.com/office/drawing/2017/model3d" xmlns:oel="http://schemas.microsoft.com/office/2019/extlst" xmlns:r="http://schemas.openxmlformats.org/officeDocument/2006/relationships" xmlns:wp14="http://schemas.microsoft.com/office/word/2010/wordprocessingDrawing" xmlns:wp="http://schemas.openxmlformats.org/drawingml/2006/wordprocessingDrawing" xmlns:wpg="http://schemas.microsoft.com/office/word/2010/wordprocessingGroup" xmlns:wpi="http://schemas.microsoft.com/office/word/2010/wordprocessingInk" xmlns:wps="http://schemas.microsoft.com/office/word/2010/wordprocessingShape" xmlns:o="urn:schemas-microsoft-com:office:office" xmlns:v="urn:schemas-microsoft-com:vml" xmlns:w10="urn:schemas-microsoft-com:office:word" xmlns:w="http://schemas.openxmlformats.org/wordprocessingml/2006/main" xmlns:w14="http://schemas.microsoft.com/office/word/2010/wordml" xmlns:w15="http://schemas.microsoft.com/office/word/2012/wordml" xmlns:w16cei="http://schemas.microsoft.com/office/word/2026/wordml/cei" xmlns:w16cex="http://schemas.microsoft.com/office/word/2018/wordml/cex" xmlns:w16cid="http://schemas.microsoft.com/office/word/2016/wordml/cid" xmlns:w16="http://schemas.microsoft.com/office/word/2018/wordml" xmlns:w16sdtdh="http://schemas.microsoft.com/office/word/2020/wordml/sdtdatahash" xmlns:w16sdtfl="http://schemas.microsoft.com/office/word/2024/wordml/sdtformatlock" xmlns:w16se="http://schemas.microsoft.com/office/word/2015/wordml/symex" xmlns:w16du="http://schemas.microsoft.com/office/word/2023/wordml/word16du" xmlns:wne="http://schemas.microsoft.com/office/word/2006/wordml" mc:Ignorable="w14 w15 w16se w16cid w16 w16cex w16sdtdh w16sdtfl w16du wp14">
   <w:p>
     <w:pPr>
       <w:pStyle w:val="Piedepgina"/>
@@ -448,7 +461,7 @@
 </file>
 
 <file path=word/footer2.xml><?xml version="1.0" encoding="utf-8"?>
-<w:ftr xmlns:wpc="http://schemas.microsoft.com/office/word/2010/wordprocessingCanvas" xmlns:cx="http://schemas.microsoft.com/office/drawing/2014/chartex" xmlns:cx1="http://schemas.microsoft.com/office/drawing/2015/9/8/chartex" xmlns:cx2="http://schemas.microsoft.com/office/drawing/2015/10/21/chartex" xmlns:cx3="http://schemas.microsoft.com/office/drawing/2016/5/9/chartex" xmlns:cx4="http://schemas.microsoft.com/office/drawing/2016/5/10/chartex" xmlns:cx5="http://schemas.microsoft.com/office/drawing/2016/5/11/chartex" xmlns:cx6="http://schemas.microsoft.com/office/drawing/2016/5/12/chartex" xmlns:cx7="http://schemas.microsoft.com/office/drawing/2016/5/13/chartex" xmlns:cx8="http://schemas.microsoft.com/office/drawing/2016/5/14/chartex" xmlns:mc="http://schemas.openxmlformats.org/markup-compatibility/2006" xmlns:aink="http://schemas.microsoft.com/office/drawing/2016/ink" xmlns:am3d="http://schemas.microsoft.com/office/drawing/2017/model3d" xmlns:o="urn:schemas-microsoft-com:office:office" xmlns:oel="http://schemas.microsoft.com/office/2019/extlst" xmlns:r="http://schemas.openxmlformats.org/officeDocument/2006/relationships" xmlns:m="http://schemas.openxmlformats.org/officeDocument/2006/math" xmlns:v="urn:schemas-microsoft-com:vml" xmlns:wp14="http://schemas.microsoft.com/office/word/2010/wordprocessingDrawing" xmlns:wp="http://schemas.openxmlformats.org/drawingml/2006/wordprocessingDrawing" xmlns:w10="urn:schemas-microsoft-com:office:word" xmlns:w="http://schemas.openxmlformats.org/wordprocessingml/2006/main" xmlns:w14="http://schemas.microsoft.com/office/word/2010/wordml" xmlns:w15="http://schemas.microsoft.com/office/word/2012/wordml" xmlns:w16cex="http://schemas.microsoft.com/office/word/2018/wordml/cex" xmlns:w16cid="http://schemas.microsoft.com/office/word/2016/wordml/cid" xmlns:w16="http://schemas.microsoft.com/office/word/2018/wordml" xmlns:w16du="http://schemas.microsoft.com/office/word/2023/wordml/word16du" xmlns:w16sdtdh="http://schemas.microsoft.com/office/word/2020/wordml/sdtdatahash" xmlns:w16sdtfl="http://schemas.microsoft.com/office/word/2024/wordml/sdtformatlock" xmlns:w16se="http://schemas.microsoft.com/office/word/2015/wordml/symex" xmlns:wpg="http://schemas.microsoft.com/office/word/2010/wordprocessingGroup" xmlns:wpi="http://schemas.microsoft.com/office/word/2010/wordprocessingInk" xmlns:wne="http://schemas.microsoft.com/office/word/2006/wordml" xmlns:wps="http://schemas.microsoft.com/office/word/2010/wordprocessingShape" mc:Ignorable="w14 w15 w16se w16cid w16 w16cex w16sdtdh w16sdtfl w16du wp14">
+<w:ftr xmlns:wpc="http://schemas.microsoft.com/office/word/2010/wordprocessingCanvas" xmlns:cx="http://schemas.microsoft.com/office/drawing/2014/chartex" xmlns:cx1="http://schemas.microsoft.com/office/drawing/2015/9/8/chartex" xmlns:cx2="http://schemas.microsoft.com/office/drawing/2015/10/21/chartex" xmlns:cx3="http://schemas.microsoft.com/office/drawing/2016/5/9/chartex" xmlns:cx4="http://schemas.microsoft.com/office/drawing/2016/5/10/chartex" xmlns:cx5="http://schemas.microsoft.com/office/drawing/2016/5/11/chartex" xmlns:cx6="http://schemas.microsoft.com/office/drawing/2016/5/12/chartex" xmlns:cx7="http://schemas.microsoft.com/office/drawing/2016/5/13/chartex" xmlns:cx8="http://schemas.microsoft.com/office/drawing/2016/5/14/chartex" xmlns:mc="http://schemas.openxmlformats.org/markup-compatibility/2006" xmlns:m="http://schemas.openxmlformats.org/officeDocument/2006/math" xmlns:aink="http://schemas.microsoft.com/office/drawing/2016/ink" xmlns:am3d="http://schemas.microsoft.com/office/drawing/2017/model3d" xmlns:oel="http://schemas.microsoft.com/office/2019/extlst" xmlns:r="http://schemas.openxmlformats.org/officeDocument/2006/relationships" xmlns:wp14="http://schemas.microsoft.com/office/word/2010/wordprocessingDrawing" xmlns:wp="http://schemas.openxmlformats.org/drawingml/2006/wordprocessingDrawing" xmlns:wpg="http://schemas.microsoft.com/office/word/2010/wordprocessingGroup" xmlns:wpi="http://schemas.microsoft.com/office/word/2010/wordprocessingInk" xmlns:wps="http://schemas.microsoft.com/office/word/2010/wordprocessingShape" xmlns:o="urn:schemas-microsoft-com:office:office" xmlns:v="urn:schemas-microsoft-com:vml" xmlns:w10="urn:schemas-microsoft-com:office:word" xmlns:w="http://schemas.openxmlformats.org/wordprocessingml/2006/main" xmlns:w14="http://schemas.microsoft.com/office/word/2010/wordml" xmlns:w15="http://schemas.microsoft.com/office/word/2012/wordml" xmlns:w16cei="http://schemas.microsoft.com/office/word/2026/wordml/cei" xmlns:w16cex="http://schemas.microsoft.com/office/word/2018/wordml/cex" xmlns:w16cid="http://schemas.microsoft.com/office/word/2016/wordml/cid" xmlns:w16="http://schemas.microsoft.com/office/word/2018/wordml" xmlns:w16sdtdh="http://schemas.microsoft.com/office/word/2020/wordml/sdtdatahash" xmlns:w16sdtfl="http://schemas.microsoft.com/office/word/2024/wordml/sdtformatlock" xmlns:w16se="http://schemas.microsoft.com/office/word/2015/wordml/symex" xmlns:w16du="http://schemas.microsoft.com/office/word/2023/wordml/word16du" xmlns:wne="http://schemas.microsoft.com/office/word/2006/wordml" mc:Ignorable="w14 w15 w16se w16cid w16 w16cex w16sdtdh w16sdtfl w16du wp14">
   <w:p>
     <w:pPr>
       <w:jc w:val="right"/>
@@ -492,7 +505,7 @@
 </file>
 
 <file path=word/footer3.xml><?xml version="1.0" encoding="utf-8"?>
-<w:ftr xmlns:wpc="http://schemas.microsoft.com/office/word/2010/wordprocessingCanvas" xmlns:cx="http://schemas.microsoft.com/office/drawing/2014/chartex" xmlns:cx1="http://schemas.microsoft.com/office/drawing/2015/9/8/chartex" xmlns:cx2="http://schemas.microsoft.com/office/drawing/2015/10/21/chartex" xmlns:cx3="http://schemas.microsoft.com/office/drawing/2016/5/9/chartex" xmlns:cx4="http://schemas.microsoft.com/office/drawing/2016/5/10/chartex" xmlns:cx5="http://schemas.microsoft.com/office/drawing/2016/5/11/chartex" xmlns:cx6="http://schemas.microsoft.com/office/drawing/2016/5/12/chartex" xmlns:cx7="http://schemas.microsoft.com/office/drawing/2016/5/13/chartex" xmlns:cx8="http://schemas.microsoft.com/office/drawing/2016/5/14/chartex" xmlns:mc="http://schemas.openxmlformats.org/markup-compatibility/2006" xmlns:aink="http://schemas.microsoft.com/office/drawing/2016/ink" xmlns:am3d="http://schemas.microsoft.com/office/drawing/2017/model3d" xmlns:o="urn:schemas-microsoft-com:office:office" xmlns:oel="http://schemas.microsoft.com/office/2019/extlst" xmlns:r="http://schemas.openxmlformats.org/officeDocument/2006/relationships" xmlns:m="http://schemas.openxmlformats.org/officeDocument/2006/math" xmlns:v="urn:schemas-microsoft-com:vml" xmlns:wp14="http://schemas.microsoft.com/office/word/2010/wordprocessingDrawing" xmlns:wp="http://schemas.openxmlformats.org/drawingml/2006/wordprocessingDrawing" xmlns:w10="urn:schemas-microsoft-com:office:word" xmlns:w="http://schemas.openxmlformats.org/wordprocessingml/2006/main" xmlns:w14="http://schemas.microsoft.com/office/word/2010/wordml" xmlns:w15="http://schemas.microsoft.com/office/word/2012/wordml" xmlns:w16cex="http://schemas.microsoft.com/office/word/2018/wordml/cex" xmlns:w16cid="http://schemas.microsoft.com/office/word/2016/wordml/cid" xmlns:w16="http://schemas.microsoft.com/office/word/2018/wordml" xmlns:w16du="http://schemas.microsoft.com/office/word/2023/wordml/word16du" xmlns:w16sdtdh="http://schemas.microsoft.com/office/word/2020/wordml/sdtdatahash" xmlns:w16sdtfl="http://schemas.microsoft.com/office/word/2024/wordml/sdtformatlock" xmlns:w16se="http://schemas.microsoft.com/office/word/2015/wordml/symex" xmlns:wpg="http://schemas.microsoft.com/office/word/2010/wordprocessingGroup" xmlns:wpi="http://schemas.microsoft.com/office/word/2010/wordprocessingInk" xmlns:wne="http://schemas.microsoft.com/office/word/2006/wordml" xmlns:wps="http://schemas.microsoft.com/office/word/2010/wordprocessingShape" mc:Ignorable="w14 w15 w16se w16cid w16 w16cex w16sdtdh w16sdtfl w16du wp14">
+<w:ftr xmlns:wpc="http://schemas.microsoft.com/office/word/2010/wordprocessingCanvas" xmlns:cx="http://schemas.microsoft.com/office/drawing/2014/chartex" xmlns:cx1="http://schemas.microsoft.com/office/drawing/2015/9/8/chartex" xmlns:cx2="http://schemas.microsoft.com/office/drawing/2015/10/21/chartex" xmlns:cx3="http://schemas.microsoft.com/office/drawing/2016/5/9/chartex" xmlns:cx4="http://schemas.microsoft.com/office/drawing/2016/5/10/chartex" xmlns:cx5="http://schemas.microsoft.com/office/drawing/2016/5/11/chartex" xmlns:cx6="http://schemas.microsoft.com/office/drawing/2016/5/12/chartex" xmlns:cx7="http://schemas.microsoft.com/office/drawing/2016/5/13/chartex" xmlns:cx8="http://schemas.microsoft.com/office/drawing/2016/5/14/chartex" xmlns:mc="http://schemas.openxmlformats.org/markup-compatibility/2006" xmlns:m="http://schemas.openxmlformats.org/officeDocument/2006/math" xmlns:aink="http://schemas.microsoft.com/office/drawing/2016/ink" xmlns:am3d="http://schemas.microsoft.com/office/drawing/2017/model3d" xmlns:oel="http://schemas.microsoft.com/office/2019/extlst" xmlns:r="http://schemas.openxmlformats.org/officeDocument/2006/relationships" xmlns:wp14="http://schemas.microsoft.com/office/word/2010/wordprocessingDrawing" xmlns:wp="http://schemas.openxmlformats.org/drawingml/2006/wordprocessingDrawing" xmlns:wpg="http://schemas.microsoft.com/office/word/2010/wordprocessingGroup" xmlns:wpi="http://schemas.microsoft.com/office/word/2010/wordprocessingInk" xmlns:wps="http://schemas.microsoft.com/office/word/2010/wordprocessingShape" xmlns:o="urn:schemas-microsoft-com:office:office" xmlns:v="urn:schemas-microsoft-com:vml" xmlns:w10="urn:schemas-microsoft-com:office:word" xmlns:w="http://schemas.openxmlformats.org/wordprocessingml/2006/main" xmlns:w14="http://schemas.microsoft.com/office/word/2010/wordml" xmlns:w15="http://schemas.microsoft.com/office/word/2012/wordml" xmlns:w16cei="http://schemas.microsoft.com/office/word/2026/wordml/cei" xmlns:w16cex="http://schemas.microsoft.com/office/word/2018/wordml/cex" xmlns:w16cid="http://schemas.microsoft.com/office/word/2016/wordml/cid" xmlns:w16="http://schemas.microsoft.com/office/word/2018/wordml" xmlns:w16sdtdh="http://schemas.microsoft.com/office/word/2020/wordml/sdtdatahash" xmlns:w16sdtfl="http://schemas.microsoft.com/office/word/2024/wordml/sdtformatlock" xmlns:w16se="http://schemas.microsoft.com/office/word/2015/wordml/symex" xmlns:w16du="http://schemas.microsoft.com/office/word/2023/wordml/word16du" xmlns:wne="http://schemas.microsoft.com/office/word/2006/wordml" mc:Ignorable="w14 w15 w16se w16cid w16 w16cex w16sdtdh w16sdtfl w16du wp14">
   <w:p>
     <w:pPr>
       <w:pStyle w:val="Piedepgina"/>
@@ -502,7 +515,7 @@
 </file>
 
 <file path=word/footnotes.xml><?xml version="1.0" encoding="utf-8"?>
-<w:footnotes xmlns:wpc="http://schemas.microsoft.com/office/word/2010/wordprocessingCanvas" xmlns:cx="http://schemas.microsoft.com/office/drawing/2014/chartex" xmlns:cx1="http://schemas.microsoft.com/office/drawing/2015/9/8/chartex" xmlns:cx2="http://schemas.microsoft.com/office/drawing/2015/10/21/chartex" xmlns:cx3="http://schemas.microsoft.com/office/drawing/2016/5/9/chartex" xmlns:cx4="http://schemas.microsoft.com/office/drawing/2016/5/10/chartex" xmlns:cx5="http://schemas.microsoft.com/office/drawing/2016/5/11/chartex" xmlns:cx6="http://schemas.microsoft.com/office/drawing/2016/5/12/chartex" xmlns:cx7="http://schemas.microsoft.com/office/drawing/2016/5/13/chartex" xmlns:cx8="http://schemas.microsoft.com/office/drawing/2016/5/14/chartex" xmlns:mc="http://schemas.openxmlformats.org/markup-compatibility/2006" xmlns:aink="http://schemas.microsoft.com/office/drawing/2016/ink" xmlns:am3d="http://schemas.microsoft.com/office/drawing/2017/model3d" xmlns:o="urn:schemas-microsoft-com:office:office" xmlns:oel="http://schemas.microsoft.com/office/2019/extlst" xmlns:r="http://schemas.openxmlformats.org/officeDocument/2006/relationships" xmlns:m="http://schemas.openxmlformats.org/officeDocument/2006/math" xmlns:v="urn:schemas-microsoft-com:vml" xmlns:wp14="http://schemas.microsoft.com/office/word/2010/wordprocessingDrawing" xmlns:wp="http://schemas.openxmlformats.org/drawingml/2006/wordprocessingDrawing" xmlns:w10="urn:schemas-microsoft-com:office:word" xmlns:w="http://schemas.openxmlformats.org/wordprocessingml/2006/main" xmlns:w14="http://schemas.microsoft.com/office/word/2010/wordml" xmlns:w15="http://schemas.microsoft.com/office/word/2012/wordml" xmlns:w16cex="http://schemas.microsoft.com/office/word/2018/wordml/cex" xmlns:w16cid="http://schemas.microsoft.com/office/word/2016/wordml/cid" xmlns:w16="http://schemas.microsoft.com/office/word/2018/wordml" xmlns:w16du="http://schemas.microsoft.com/office/word/2023/wordml/word16du" xmlns:w16sdtdh="http://schemas.microsoft.com/office/word/2020/wordml/sdtdatahash" xmlns:w16sdtfl="http://schemas.microsoft.com/office/word/2024/wordml/sdtformatlock" xmlns:w16se="http://schemas.microsoft.com/office/word/2015/wordml/symex" xmlns:wpg="http://schemas.microsoft.com/office/word/2010/wordprocessingGroup" xmlns:wpi="http://schemas.microsoft.com/office/word/2010/wordprocessingInk" xmlns:wne="http://schemas.microsoft.com/office/word/2006/wordml" xmlns:wps="http://schemas.microsoft.com/office/word/2010/wordprocessingShape" mc:Ignorable="w14 w15 w16se w16cid w16 w16cex w16sdtdh w16sdtfl w16du wp14">
+<w:footnotes xmlns:wpc="http://schemas.microsoft.com/office/word/2010/wordprocessingCanvas" xmlns:cx="http://schemas.microsoft.com/office/drawing/2014/chartex" xmlns:cx1="http://schemas.microsoft.com/office/drawing/2015/9/8/chartex" xmlns:cx2="http://schemas.microsoft.com/office/drawing/2015/10/21/chartex" xmlns:cx3="http://schemas.microsoft.com/office/drawing/2016/5/9/chartex" xmlns:cx4="http://schemas.microsoft.com/office/drawing/2016/5/10/chartex" xmlns:cx5="http://schemas.microsoft.com/office/drawing/2016/5/11/chartex" xmlns:cx6="http://schemas.microsoft.com/office/drawing/2016/5/12/chartex" xmlns:cx7="http://schemas.microsoft.com/office/drawing/2016/5/13/chartex" xmlns:cx8="http://schemas.microsoft.com/office/drawing/2016/5/14/chartex" xmlns:mc="http://schemas.openxmlformats.org/markup-compatibility/2006" xmlns:m="http://schemas.openxmlformats.org/officeDocument/2006/math" xmlns:aink="http://schemas.microsoft.com/office/drawing/2016/ink" xmlns:am3d="http://schemas.microsoft.com/office/drawing/2017/model3d" xmlns:oel="http://schemas.microsoft.com/office/2019/extlst" xmlns:r="http://schemas.openxmlformats.org/officeDocument/2006/relationships" xmlns:wp14="http://schemas.microsoft.com/office/word/2010/wordprocessingDrawing" xmlns:wp="http://schemas.openxmlformats.org/drawingml/2006/wordprocessingDrawing" xmlns:wpg="http://schemas.microsoft.com/office/word/2010/wordprocessingGroup" xmlns:wpi="http://schemas.microsoft.com/office/word/2010/wordprocessingInk" xmlns:wps="http://schemas.microsoft.com/office/word/2010/wordprocessingShape" xmlns:o="urn:schemas-microsoft-com:office:office" xmlns:v="urn:schemas-microsoft-com:vml" xmlns:w10="urn:schemas-microsoft-com:office:word" xmlns:w="http://schemas.openxmlformats.org/wordprocessingml/2006/main" xmlns:w14="http://schemas.microsoft.com/office/word/2010/wordml" xmlns:w15="http://schemas.microsoft.com/office/word/2012/wordml" xmlns:w16cei="http://schemas.microsoft.com/office/word/2026/wordml/cei" xmlns:w16cex="http://schemas.microsoft.com/office/word/2018/wordml/cex" xmlns:w16cid="http://schemas.microsoft.com/office/word/2016/wordml/cid" xmlns:w16="http://schemas.microsoft.com/office/word/2018/wordml" xmlns:w16sdtdh="http://schemas.microsoft.com/office/word/2020/wordml/sdtdatahash" xmlns:w16sdtfl="http://schemas.microsoft.com/office/word/2024/wordml/sdtformatlock" xmlns:w16se="http://schemas.microsoft.com/office/word/2015/wordml/symex" xmlns:w16du="http://schemas.microsoft.com/office/word/2023/wordml/word16du" xmlns:wne="http://schemas.microsoft.com/office/word/2006/wordml" mc:Ignorable="w14 w15 w16se w16cid w16 w16cex w16sdtdh w16sdtfl w16du wp14">
   <w:footnote w:type="separator" w:id="-1">
     <w:p>
       <w:pPr>
@@ -527,7 +540,7 @@
 </file>
 
 <file path=word/header1.xml><?xml version="1.0" encoding="utf-8"?>
-<w:hdr xmlns:wpc="http://schemas.microsoft.com/office/word/2010/wordprocessingCanvas" xmlns:cx="http://schemas.microsoft.com/office/drawing/2014/chartex" xmlns:cx1="http://schemas.microsoft.com/office/drawing/2015/9/8/chartex" xmlns:cx2="http://schemas.microsoft.com/office/drawing/2015/10/21/chartex" xmlns:cx3="http://schemas.microsoft.com/office/drawing/2016/5/9/chartex" xmlns:cx4="http://schemas.microsoft.com/office/drawing/2016/5/10/chartex" xmlns:cx5="http://schemas.microsoft.com/office/drawing/2016/5/11/chartex" xmlns:cx6="http://schemas.microsoft.com/office/drawing/2016/5/12/chartex" xmlns:cx7="http://schemas.microsoft.com/office/drawing/2016/5/13/chartex" xmlns:cx8="http://schemas.microsoft.com/office/drawing/2016/5/14/chartex" xmlns:mc="http://schemas.openxmlformats.org/markup-compatibility/2006" xmlns:aink="http://schemas.microsoft.com/office/drawing/2016/ink" xmlns:am3d="http://schemas.microsoft.com/office/drawing/2017/model3d" xmlns:o="urn:schemas-microsoft-com:office:office" xmlns:oel="http://schemas.microsoft.com/office/2019/extlst" xmlns:r="http://schemas.openxmlformats.org/officeDocument/2006/relationships" xmlns:m="http://schemas.openxmlformats.org/officeDocument/2006/math" xmlns:v="urn:schemas-microsoft-com:vml" xmlns:wp14="http://schemas.microsoft.com/office/word/2010/wordprocessingDrawing" xmlns:wp="http://schemas.openxmlformats.org/drawingml/2006/wordprocessingDrawing" xmlns:w10="urn:schemas-microsoft-com:office:word" xmlns:w="http://schemas.openxmlformats.org/wordprocessingml/2006/main" xmlns:w14="http://schemas.microsoft.com/office/word/2010/wordml" xmlns:w15="http://schemas.microsoft.com/office/word/2012/wordml" xmlns:w16cex="http://schemas.microsoft.com/office/word/2018/wordml/cex" xmlns:w16cid="http://schemas.microsoft.com/office/word/2016/wordml/cid" xmlns:w16="http://schemas.microsoft.com/office/word/2018/wordml" xmlns:w16du="http://schemas.microsoft.com/office/word/2023/wordml/word16du" xmlns:w16sdtdh="http://schemas.microsoft.com/office/word/2020/wordml/sdtdatahash" xmlns:w16sdtfl="http://schemas.microsoft.com/office/word/2024/wordml/sdtformatlock" xmlns:w16se="http://schemas.microsoft.com/office/word/2015/wordml/symex" xmlns:wpg="http://schemas.microsoft.com/office/word/2010/wordprocessingGroup" xmlns:wpi="http://schemas.microsoft.com/office/word/2010/wordprocessingInk" xmlns:wne="http://schemas.microsoft.com/office/word/2006/wordml" xmlns:wps="http://schemas.microsoft.com/office/word/2010/wordprocessingShape" mc:Ignorable="w14 w15 w16se w16cid w16 w16cex w16sdtdh w16sdtfl w16du wp14">
+<w:hdr xmlns:wpc="http://schemas.microsoft.com/office/word/2010/wordprocessingCanvas" xmlns:cx="http://schemas.microsoft.com/office/drawing/2014/chartex" xmlns:cx1="http://schemas.microsoft.com/office/drawing/2015/9/8/chartex" xmlns:cx2="http://schemas.microsoft.com/office/drawing/2015/10/21/chartex" xmlns:cx3="http://schemas.microsoft.com/office/drawing/2016/5/9/chartex" xmlns:cx4="http://schemas.microsoft.com/office/drawing/2016/5/10/chartex" xmlns:cx5="http://schemas.microsoft.com/office/drawing/2016/5/11/chartex" xmlns:cx6="http://schemas.microsoft.com/office/drawing/2016/5/12/chartex" xmlns:cx7="http://schemas.microsoft.com/office/drawing/2016/5/13/chartex" xmlns:cx8="http://schemas.microsoft.com/office/drawing/2016/5/14/chartex" xmlns:mc="http://schemas.openxmlformats.org/markup-compatibility/2006" xmlns:m="http://schemas.openxmlformats.org/officeDocument/2006/math" xmlns:aink="http://schemas.microsoft.com/office/drawing/2016/ink" xmlns:am3d="http://schemas.microsoft.com/office/drawing/2017/model3d" xmlns:oel="http://schemas.microsoft.com/office/2019/extlst" xmlns:r="http://schemas.openxmlformats.org/officeDocument/2006/relationships" xmlns:wp14="http://schemas.microsoft.com/office/word/2010/wordprocessingDrawing" xmlns:wp="http://schemas.openxmlformats.org/drawingml/2006/wordprocessingDrawing" xmlns:wpg="http://schemas.microsoft.com/office/word/2010/wordprocessingGroup" xmlns:wpi="http://schemas.microsoft.com/office/word/2010/wordprocessingInk" xmlns:wps="http://schemas.microsoft.com/office/word/2010/wordprocessingShape" xmlns:o="urn:schemas-microsoft-com:office:office" xmlns:v="urn:schemas-microsoft-com:vml" xmlns:w10="urn:schemas-microsoft-com:office:word" xmlns:w="http://schemas.openxmlformats.org/wordprocessingml/2006/main" xmlns:w14="http://schemas.microsoft.com/office/word/2010/wordml" xmlns:w15="http://schemas.microsoft.com/office/word/2012/wordml" xmlns:w16cei="http://schemas.microsoft.com/office/word/2026/wordml/cei" xmlns:w16cex="http://schemas.microsoft.com/office/word/2018/wordml/cex" xmlns:w16cid="http://schemas.microsoft.com/office/word/2016/wordml/cid" xmlns:w16="http://schemas.microsoft.com/office/word/2018/wordml" xmlns:w16sdtdh="http://schemas.microsoft.com/office/word/2020/wordml/sdtdatahash" xmlns:w16sdtfl="http://schemas.microsoft.com/office/word/2024/wordml/sdtformatlock" xmlns:w16se="http://schemas.microsoft.com/office/word/2015/wordml/symex" xmlns:w16du="http://schemas.microsoft.com/office/word/2023/wordml/word16du" xmlns:wne="http://schemas.microsoft.com/office/word/2006/wordml" mc:Ignorable="w14 w15 w16se w16cid w16 w16cex w16sdtdh w16sdtfl w16du wp14">
   <w:p>
     <w:pPr>
       <w:pStyle w:val="Encabezado"/>
@@ -536,7 +549,7 @@
       <w:rPr>
         <w:noProof/>
       </w:rPr>
-      <w:pict w14:anchorId="5743F71C">
+      <w:pict w14:anchorId="0428F288">
         <v:shapetype id="_x0000_t75" coordsize="21600,21600" o:spt="75" o:preferrelative="t" path="m@4@5l@4@11@9@11@9@5xe" filled="f" stroked="f">
           <v:stroke joinstyle="miter"/>
           <v:formulas>
@@ -556,7 +569,7 @@
           <v:path o:extrusionok="f" gradientshapeok="t" o:connecttype="rect"/>
           <o:lock v:ext="edit" aspectratio="t"/>
         </v:shapetype>
-        <v:shape id="WordPictureWatermark392594016" o:spid="_x0000_s1026" type="#_x0000_t75" style="position:absolute;left:0;text-align:left;margin-left:0;margin-top:0;width:595.4pt;height:842.15pt;z-index:-251657216;mso-position-horizontal:center;mso-position-horizontal-relative:margin;mso-position-vertical:center;mso-position-vertical-relative:margin" o:allowincell="f">
+        <v:shape id="WordPictureWatermark392594016" o:spid="_x0000_s1027" type="#_x0000_t75" alt="" style="position:absolute;left:0;text-align:left;margin-left:0;margin-top:0;width:595.4pt;height:842.15pt;z-index:-251657216;mso-wrap-edited:f;mso-width-percent:0;mso-height-percent:0;mso-position-horizontal:center;mso-position-horizontal-relative:margin;mso-position-vertical:center;mso-position-vertical-relative:margin;mso-width-percent:0;mso-height-percent:0" o:allowincell="f">
           <v:imagedata r:id="rId1" o:title="Documento A4 carta de negocio corporativo moderno azul y celeste" gain="19661f" blacklevel="22938f"/>
           <w10:wrap anchorx="margin" anchory="margin"/>
         </v:shape>
@@ -567,7 +580,7 @@
 </file>
 
 <file path=word/header2.xml><?xml version="1.0" encoding="utf-8"?>
-<w:hdr xmlns:wpc="http://schemas.microsoft.com/office/word/2010/wordprocessingCanvas" xmlns:cx="http://schemas.microsoft.com/office/drawing/2014/chartex" xmlns:cx1="http://schemas.microsoft.com/office/drawing/2015/9/8/chartex" xmlns:cx2="http://schemas.microsoft.com/office/drawing/2015/10/21/chartex" xmlns:cx3="http://schemas.microsoft.com/office/drawing/2016/5/9/chartex" xmlns:cx4="http://schemas.microsoft.com/office/drawing/2016/5/10/chartex" xmlns:cx5="http://schemas.microsoft.com/office/drawing/2016/5/11/chartex" xmlns:cx6="http://schemas.microsoft.com/office/drawing/2016/5/12/chartex" xmlns:cx7="http://schemas.microsoft.com/office/drawing/2016/5/13/chartex" xmlns:cx8="http://schemas.microsoft.com/office/drawing/2016/5/14/chartex" xmlns:mc="http://schemas.openxmlformats.org/markup-compatibility/2006" xmlns:aink="http://schemas.microsoft.com/office/drawing/2016/ink" xmlns:am3d="http://schemas.microsoft.com/office/drawing/2017/model3d" xmlns:o="urn:schemas-microsoft-com:office:office" xmlns:oel="http://schemas.microsoft.com/office/2019/extlst" xmlns:r="http://schemas.openxmlformats.org/officeDocument/2006/relationships" xmlns:m="http://schemas.openxmlformats.org/officeDocument/2006/math" xmlns:v="urn:schemas-microsoft-com:vml" xmlns:wp14="http://schemas.microsoft.com/office/word/2010/wordprocessingDrawing" xmlns:wp="http://schemas.openxmlformats.org/drawingml/2006/wordprocessingDrawing" xmlns:w10="urn:schemas-microsoft-com:office:word" xmlns:w="http://schemas.openxmlformats.org/wordprocessingml/2006/main" xmlns:w14="http://schemas.microsoft.com/office/word/2010/wordml" xmlns:w15="http://schemas.microsoft.com/office/word/2012/wordml" xmlns:w16cex="http://schemas.microsoft.com/office/word/2018/wordml/cex" xmlns:w16cid="http://schemas.microsoft.com/office/word/2016/wordml/cid" xmlns:w16="http://schemas.microsoft.com/office/word/2018/wordml" xmlns:w16du="http://schemas.microsoft.com/office/word/2023/wordml/word16du" xmlns:w16sdtdh="http://schemas.microsoft.com/office/word/2020/wordml/sdtdatahash" xmlns:w16sdtfl="http://schemas.microsoft.com/office/word/2024/wordml/sdtformatlock" xmlns:w16se="http://schemas.microsoft.com/office/word/2015/wordml/symex" xmlns:wpg="http://schemas.microsoft.com/office/word/2010/wordprocessingGroup" xmlns:wpi="http://schemas.microsoft.com/office/word/2010/wordprocessingInk" xmlns:wne="http://schemas.microsoft.com/office/word/2006/wordml" xmlns:wps="http://schemas.microsoft.com/office/word/2010/wordprocessingShape" mc:Ignorable="w14 w15 w16se w16cid w16 w16cex w16sdtdh w16sdtfl w16du wp14">
+<w:hdr xmlns:wpc="http://schemas.microsoft.com/office/word/2010/wordprocessingCanvas" xmlns:cx="http://schemas.microsoft.com/office/drawing/2014/chartex" xmlns:cx1="http://schemas.microsoft.com/office/drawing/2015/9/8/chartex" xmlns:cx2="http://schemas.microsoft.com/office/drawing/2015/10/21/chartex" xmlns:cx3="http://schemas.microsoft.com/office/drawing/2016/5/9/chartex" xmlns:cx4="http://schemas.microsoft.com/office/drawing/2016/5/10/chartex" xmlns:cx5="http://schemas.microsoft.com/office/drawing/2016/5/11/chartex" xmlns:cx6="http://schemas.microsoft.com/office/drawing/2016/5/12/chartex" xmlns:cx7="http://schemas.microsoft.com/office/drawing/2016/5/13/chartex" xmlns:cx8="http://schemas.microsoft.com/office/drawing/2016/5/14/chartex" xmlns:mc="http://schemas.openxmlformats.org/markup-compatibility/2006" xmlns:m="http://schemas.openxmlformats.org/officeDocument/2006/math" xmlns:aink="http://schemas.microsoft.com/office/drawing/2016/ink" xmlns:am3d="http://schemas.microsoft.com/office/drawing/2017/model3d" xmlns:oel="http://schemas.microsoft.com/office/2019/extlst" xmlns:r="http://schemas.openxmlformats.org/officeDocument/2006/relationships" xmlns:wp14="http://schemas.microsoft.com/office/word/2010/wordprocessingDrawing" xmlns:wp="http://schemas.openxmlformats.org/drawingml/2006/wordprocessingDrawing" xmlns:wpg="http://schemas.microsoft.com/office/word/2010/wordprocessingGroup" xmlns:wpi="http://schemas.microsoft.com/office/word/2010/wordprocessingInk" xmlns:wps="http://schemas.microsoft.com/office/word/2010/wordprocessingShape" xmlns:o="urn:schemas-microsoft-com:office:office" xmlns:v="urn:schemas-microsoft-com:vml" xmlns:w10="urn:schemas-microsoft-com:office:word" xmlns:w="http://schemas.openxmlformats.org/wordprocessingml/2006/main" xmlns:w14="http://schemas.microsoft.com/office/word/2010/wordml" xmlns:w15="http://schemas.microsoft.com/office/word/2012/wordml" xmlns:w16cei="http://schemas.microsoft.com/office/word/2026/wordml/cei" xmlns:w16cex="http://schemas.microsoft.com/office/word/2018/wordml/cex" xmlns:w16cid="http://schemas.microsoft.com/office/word/2016/wordml/cid" xmlns:w16="http://schemas.microsoft.com/office/word/2018/wordml" xmlns:w16sdtdh="http://schemas.microsoft.com/office/word/2020/wordml/sdtdatahash" xmlns:w16sdtfl="http://schemas.microsoft.com/office/word/2024/wordml/sdtformatlock" xmlns:w16se="http://schemas.microsoft.com/office/word/2015/wordml/symex" xmlns:w16du="http://schemas.microsoft.com/office/word/2023/wordml/word16du" xmlns:wne="http://schemas.microsoft.com/office/word/2006/wordml" mc:Ignorable="w14 w15 w16se w16cid w16 w16cex w16sdtdh w16sdtfl w16du wp14">
   <w:p>
     <w:pPr>
       <w:pStyle w:val="Encabezado"/>
@@ -599,7 +612,7 @@
         <w:color w:val="074F6A" w:themeColor="accent4" w:themeShade="80"/>
         <w:szCs w:val="36"/>
       </w:rPr>
-      <w:pict w14:anchorId="7422FFB9">
+      <w:pict w14:anchorId="46466E2D">
         <v:shapetype id="_x0000_t75" coordsize="21600,21600" o:spt="75" o:preferrelative="t" path="m@4@5l@4@11@9@11@9@5xe" filled="f" stroked="f">
           <v:stroke joinstyle="miter"/>
           <v:formulas>
@@ -619,7 +632,7 @@
           <v:path o:extrusionok="f" gradientshapeok="t" o:connecttype="rect"/>
           <o:lock v:ext="edit" aspectratio="t"/>
         </v:shapetype>
-        <v:shape id="WordPictureWatermark392594017" o:spid="_x0000_s1027" type="#_x0000_t75" style="position:absolute;margin-left:0;margin-top:0;width:595.4pt;height:842.15pt;z-index:-251656192;mso-position-horizontal:center;mso-position-horizontal-relative:margin;mso-position-vertical:center;mso-position-vertical-relative:margin" o:allowincell="f">
+        <v:shape id="WordPictureWatermark392594017" o:spid="_x0000_s1026" type="#_x0000_t75" alt="" style="position:absolute;margin-left:0;margin-top:0;width:595.4pt;height:842.15pt;z-index:-251656192;mso-wrap-edited:f;mso-width-percent:0;mso-height-percent:0;mso-position-horizontal:center;mso-position-horizontal-relative:margin;mso-position-vertical:center;mso-position-vertical-relative:margin;mso-width-percent:0;mso-height-percent:0" o:allowincell="f">
           <v:imagedata r:id="rId1" o:title="Documento A4 carta de negocio corporativo moderno azul y celeste" gain="19661f" blacklevel="22938f"/>
           <w10:wrap anchorx="margin" anchory="margin"/>
         </v:shape>
@@ -630,7 +643,7 @@
 </file>
 
 <file path=word/header3.xml><?xml version="1.0" encoding="utf-8"?>
-<w:hdr xmlns:wpc="http://schemas.microsoft.com/office/word/2010/wordprocessingCanvas" xmlns:cx="http://schemas.microsoft.com/office/drawing/2014/chartex" xmlns:cx1="http://schemas.microsoft.com/office/drawing/2015/9/8/chartex" xmlns:cx2="http://schemas.microsoft.com/office/drawing/2015/10/21/chartex" xmlns:cx3="http://schemas.microsoft.com/office/drawing/2016/5/9/chartex" xmlns:cx4="http://schemas.microsoft.com/office/drawing/2016/5/10/chartex" xmlns:cx5="http://schemas.microsoft.com/office/drawing/2016/5/11/chartex" xmlns:cx6="http://schemas.microsoft.com/office/drawing/2016/5/12/chartex" xmlns:cx7="http://schemas.microsoft.com/office/drawing/2016/5/13/chartex" xmlns:cx8="http://schemas.microsoft.com/office/drawing/2016/5/14/chartex" xmlns:mc="http://schemas.openxmlformats.org/markup-compatibility/2006" xmlns:aink="http://schemas.microsoft.com/office/drawing/2016/ink" xmlns:am3d="http://schemas.microsoft.com/office/drawing/2017/model3d" xmlns:o="urn:schemas-microsoft-com:office:office" xmlns:oel="http://schemas.microsoft.com/office/2019/extlst" xmlns:r="http://schemas.openxmlformats.org/officeDocument/2006/relationships" xmlns:m="http://schemas.openxmlformats.org/officeDocument/2006/math" xmlns:v="urn:schemas-microsoft-com:vml" xmlns:wp14="http://schemas.microsoft.com/office/word/2010/wordprocessingDrawing" xmlns:wp="http://schemas.openxmlformats.org/drawingml/2006/wordprocessingDrawing" xmlns:w10="urn:schemas-microsoft-com:office:word" xmlns:w="http://schemas.openxmlformats.org/wordprocessingml/2006/main" xmlns:w14="http://schemas.microsoft.com/office/word/2010/wordml" xmlns:w15="http://schemas.microsoft.com/office/word/2012/wordml" xmlns:w16cex="http://schemas.microsoft.com/office/word/2018/wordml/cex" xmlns:w16cid="http://schemas.microsoft.com/office/word/2016/wordml/cid" xmlns:w16="http://schemas.microsoft.com/office/word/2018/wordml" xmlns:w16du="http://schemas.microsoft.com/office/word/2023/wordml/word16du" xmlns:w16sdtdh="http://schemas.microsoft.com/office/word/2020/wordml/sdtdatahash" xmlns:w16sdtfl="http://schemas.microsoft.com/office/word/2024/wordml/sdtformatlock" xmlns:w16se="http://schemas.microsoft.com/office/word/2015/wordml/symex" xmlns:wpg="http://schemas.microsoft.com/office/word/2010/wordprocessingGroup" xmlns:wpi="http://schemas.microsoft.com/office/word/2010/wordprocessingInk" xmlns:wne="http://schemas.microsoft.com/office/word/2006/wordml" xmlns:wps="http://schemas.microsoft.com/office/word/2010/wordprocessingShape" mc:Ignorable="w14 w15 w16se w16cid w16 w16cex w16sdtdh w16sdtfl w16du wp14">
+<w:hdr xmlns:wpc="http://schemas.microsoft.com/office/word/2010/wordprocessingCanvas" xmlns:cx="http://schemas.microsoft.com/office/drawing/2014/chartex" xmlns:cx1="http://schemas.microsoft.com/office/drawing/2015/9/8/chartex" xmlns:cx2="http://schemas.microsoft.com/office/drawing/2015/10/21/chartex" xmlns:cx3="http://schemas.microsoft.com/office/drawing/2016/5/9/chartex" xmlns:cx4="http://schemas.microsoft.com/office/drawing/2016/5/10/chartex" xmlns:cx5="http://schemas.microsoft.com/office/drawing/2016/5/11/chartex" xmlns:cx6="http://schemas.microsoft.com/office/drawing/2016/5/12/chartex" xmlns:cx7="http://schemas.microsoft.com/office/drawing/2016/5/13/chartex" xmlns:cx8="http://schemas.microsoft.com/office/drawing/2016/5/14/chartex" xmlns:mc="http://schemas.openxmlformats.org/markup-compatibility/2006" xmlns:m="http://schemas.openxmlformats.org/officeDocument/2006/math" xmlns:aink="http://schemas.microsoft.com/office/drawing/2016/ink" xmlns:am3d="http://schemas.microsoft.com/office/drawing/2017/model3d" xmlns:oel="http://schemas.microsoft.com/office/2019/extlst" xmlns:r="http://schemas.openxmlformats.org/officeDocument/2006/relationships" xmlns:wp14="http://schemas.microsoft.com/office/word/2010/wordprocessingDrawing" xmlns:wp="http://schemas.openxmlformats.org/drawingml/2006/wordprocessingDrawing" xmlns:wpg="http://schemas.microsoft.com/office/word/2010/wordprocessingGroup" xmlns:wpi="http://schemas.microsoft.com/office/word/2010/wordprocessingInk" xmlns:wps="http://schemas.microsoft.com/office/word/2010/wordprocessingShape" xmlns:o="urn:schemas-microsoft-com:office:office" xmlns:v="urn:schemas-microsoft-com:vml" xmlns:w10="urn:schemas-microsoft-com:office:word" xmlns:w="http://schemas.openxmlformats.org/wordprocessingml/2006/main" xmlns:w14="http://schemas.microsoft.com/office/word/2010/wordml" xmlns:w15="http://schemas.microsoft.com/office/word/2012/wordml" xmlns:w16cei="http://schemas.microsoft.com/office/word/2026/wordml/cei" xmlns:w16cex="http://schemas.microsoft.com/office/word/2018/wordml/cex" xmlns:w16cid="http://schemas.microsoft.com/office/word/2016/wordml/cid" xmlns:w16="http://schemas.microsoft.com/office/word/2018/wordml" xmlns:w16sdtdh="http://schemas.microsoft.com/office/word/2020/wordml/sdtdatahash" xmlns:w16sdtfl="http://schemas.microsoft.com/office/word/2024/wordml/sdtformatlock" xmlns:w16se="http://schemas.microsoft.com/office/word/2015/wordml/symex" xmlns:w16du="http://schemas.microsoft.com/office/word/2023/wordml/word16du" xmlns:wne="http://schemas.microsoft.com/office/word/2006/wordml" mc:Ignorable="w14 w15 w16se w16cid w16 w16cex w16sdtdh w16sdtfl w16du wp14">
   <w:p>
     <w:pPr>
       <w:pStyle w:val="Encabezado"/>
@@ -639,7 +652,7 @@
       <w:rPr>
         <w:noProof/>
       </w:rPr>
-      <w:pict w14:anchorId="662FB237">
+      <w:pict w14:anchorId="48916A6C">
         <v:shapetype id="_x0000_t75" coordsize="21600,21600" o:spt="75" o:preferrelative="t" path="m@4@5l@4@11@9@11@9@5xe" filled="f" stroked="f">
           <v:stroke joinstyle="miter"/>
           <v:formulas>
@@ -659,7 +672,7 @@
           <v:path o:extrusionok="f" gradientshapeok="t" o:connecttype="rect"/>
           <o:lock v:ext="edit" aspectratio="t"/>
         </v:shapetype>
-        <v:shape id="WordPictureWatermark392594015" o:spid="_x0000_s1025" type="#_x0000_t75" style="position:absolute;left:0;text-align:left;margin-left:0;margin-top:0;width:595.4pt;height:842.15pt;z-index:-251658240;mso-position-horizontal:center;mso-position-horizontal-relative:margin;mso-position-vertical:center;mso-position-vertical-relative:margin" o:allowincell="f">
+        <v:shape id="WordPictureWatermark392594015" o:spid="_x0000_s1025" type="#_x0000_t75" alt="" style="position:absolute;left:0;text-align:left;margin-left:0;margin-top:0;width:595.4pt;height:842.15pt;z-index:-251658240;mso-wrap-edited:f;mso-width-percent:0;mso-height-percent:0;mso-position-horizontal:center;mso-position-horizontal-relative:margin;mso-position-vertical:center;mso-position-vertical-relative:margin;mso-width-percent:0;mso-height-percent:0" o:allowincell="f">
           <v:imagedata r:id="rId1" o:title="Documento A4 carta de negocio corporativo moderno azul y celeste" gain="19661f" blacklevel="22938f"/>
           <w10:wrap anchorx="margin" anchory="margin"/>
         </v:shape>
@@ -670,7 +683,7 @@
 </file>
 
 <file path=word/numbering.xml><?xml version="1.0" encoding="utf-8"?>
-<w:numbering xmlns:wpc="http://schemas.microsoft.com/office/word/2010/wordprocessingCanvas" xmlns:cx="http://schemas.microsoft.com/office/drawing/2014/chartex" xmlns:cx1="http://schemas.microsoft.com/office/drawing/2015/9/8/chartex" xmlns:cx2="http://schemas.microsoft.com/office/drawing/2015/10/21/chartex" xmlns:cx3="http://schemas.microsoft.com/office/drawing/2016/5/9/chartex" xmlns:cx4="http://schemas.microsoft.com/office/drawing/2016/5/10/chartex" xmlns:cx5="http://schemas.microsoft.com/office/drawing/2016/5/11/chartex" xmlns:cx6="http://schemas.microsoft.com/office/drawing/2016/5/12/chartex" xmlns:cx7="http://schemas.microsoft.com/office/drawing/2016/5/13/chartex" xmlns:cx8="http://schemas.microsoft.com/office/drawing/2016/5/14/chartex" xmlns:mc="http://schemas.openxmlformats.org/markup-compatibility/2006" xmlns:aink="http://schemas.microsoft.com/office/drawing/2016/ink" xmlns:am3d="http://schemas.microsoft.com/office/drawing/2017/model3d" xmlns:o="urn:schemas-microsoft-com:office:office" xmlns:oel="http://schemas.microsoft.com/office/2019/extlst" xmlns:r="http://schemas.openxmlformats.org/officeDocument/2006/relationships" xmlns:m="http://schemas.openxmlformats.org/officeDocument/2006/math" xmlns:v="urn:schemas-microsoft-com:vml" xmlns:wp14="http://schemas.microsoft.com/office/word/2010/wordprocessingDrawing" xmlns:wp="http://schemas.openxmlformats.org/drawingml/2006/wordprocessingDrawing" xmlns:w10="urn:schemas-microsoft-com:office:word" xmlns:w="http://schemas.openxmlformats.org/wordprocessingml/2006/main" xmlns:w14="http://schemas.microsoft.com/office/word/2010/wordml" xmlns:w15="http://schemas.microsoft.com/office/word/2012/wordml" xmlns:w16cex="http://schemas.microsoft.com/office/word/2018/wordml/cex" xmlns:w16cid="http://schemas.microsoft.com/office/word/2016/wordml/cid" xmlns:w16="http://schemas.microsoft.com/office/word/2018/wordml" xmlns:w16du="http://schemas.microsoft.com/office/word/2023/wordml/word16du" xmlns:w16sdtdh="http://schemas.microsoft.com/office/word/2020/wordml/sdtdatahash" xmlns:w16sdtfl="http://schemas.microsoft.com/office/word/2024/wordml/sdtformatlock" xmlns:w16se="http://schemas.microsoft.com/office/word/2015/wordml/symex" xmlns:wpg="http://schemas.microsoft.com/office/word/2010/wordprocessingGroup" xmlns:wpi="http://schemas.microsoft.com/office/word/2010/wordprocessingInk" xmlns:wne="http://schemas.microsoft.com/office/word/2006/wordml" xmlns:wps="http://schemas.microsoft.com/office/word/2010/wordprocessingShape" mc:Ignorable="w14 w15 w16se w16cid w16 w16cex w16sdtdh w16sdtfl w16du wp14">
+<w:numbering xmlns:wpc="http://schemas.microsoft.com/office/word/2010/wordprocessingCanvas" xmlns:cx="http://schemas.microsoft.com/office/drawing/2014/chartex" xmlns:cx1="http://schemas.microsoft.com/office/drawing/2015/9/8/chartex" xmlns:cx2="http://schemas.microsoft.com/office/drawing/2015/10/21/chartex" xmlns:cx3="http://schemas.microsoft.com/office/drawing/2016/5/9/chartex" xmlns:cx4="http://schemas.microsoft.com/office/drawing/2016/5/10/chartex" xmlns:cx5="http://schemas.microsoft.com/office/drawing/2016/5/11/chartex" xmlns:cx6="http://schemas.microsoft.com/office/drawing/2016/5/12/chartex" xmlns:cx7="http://schemas.microsoft.com/office/drawing/2016/5/13/chartex" xmlns:cx8="http://schemas.microsoft.com/office/drawing/2016/5/14/chartex" xmlns:mc="http://schemas.openxmlformats.org/markup-compatibility/2006" xmlns:m="http://schemas.openxmlformats.org/officeDocument/2006/math" xmlns:aink="http://schemas.microsoft.com/office/drawing/2016/ink" xmlns:am3d="http://schemas.microsoft.com/office/drawing/2017/model3d" xmlns:oel="http://schemas.microsoft.com/office/2019/extlst" xmlns:r="http://schemas.openxmlformats.org/officeDocument/2006/relationships" xmlns:wp14="http://schemas.microsoft.com/office/word/2010/wordprocessingDrawing" xmlns:wp="http://schemas.openxmlformats.org/drawingml/2006/wordprocessingDrawing" xmlns:wpg="http://schemas.microsoft.com/office/word/2010/wordprocessingGroup" xmlns:wpi="http://schemas.microsoft.com/office/word/2010/wordprocessingInk" xmlns:wps="http://schemas.microsoft.com/office/word/2010/wordprocessingShape" xmlns:o="urn:schemas-microsoft-com:office:office" xmlns:v="urn:schemas-microsoft-com:vml" xmlns:w10="urn:schemas-microsoft-com:office:word" xmlns:w="http://schemas.openxmlformats.org/wordprocessingml/2006/main" xmlns:w14="http://schemas.microsoft.com/office/word/2010/wordml" xmlns:w15="http://schemas.microsoft.com/office/word/2012/wordml" xmlns:w16cei="http://schemas.microsoft.com/office/word/2026/wordml/cei" xmlns:w16cex="http://schemas.microsoft.com/office/word/2018/wordml/cex" xmlns:w16cid="http://schemas.microsoft.com/office/word/2016/wordml/cid" xmlns:w16="http://schemas.microsoft.com/office/word/2018/wordml" xmlns:w16sdtdh="http://schemas.microsoft.com/office/word/2020/wordml/sdtdatahash" xmlns:w16sdtfl="http://schemas.microsoft.com/office/word/2024/wordml/sdtformatlock" xmlns:w16se="http://schemas.microsoft.com/office/word/2015/wordml/symex" xmlns:w16du="http://schemas.microsoft.com/office/word/2023/wordml/word16du" xmlns:wne="http://schemas.microsoft.com/office/word/2006/wordml" mc:Ignorable="w14 w15 w16se w16cid w16 w16cex w16sdtdh w16sdtfl w16du wp14">
   <w:abstractNum w:abstractNumId="0" w15:restartNumberingAfterBreak="0">
     <w:nsid w:val="0BCF4174"/>
     <w:multiLevelType w:val="hybridMultilevel"/>
@@ -911,7 +924,7 @@
 </file>
 
 <file path=word/styles.xml><?xml version="1.0" encoding="utf-8"?>
-<w:styles xmlns:mc="http://schemas.openxmlformats.org/markup-compatibility/2006" xmlns:r="http://schemas.openxmlformats.org/officeDocument/2006/relationships" xmlns:w="http://schemas.openxmlformats.org/wordprocessingml/2006/main" xmlns:w14="http://schemas.microsoft.com/office/word/2010/wordml" xmlns:w15="http://schemas.microsoft.com/office/word/2012/wordml" xmlns:w16cex="http://schemas.microsoft.com/office/word/2018/wordml/cex" xmlns:w16cid="http://schemas.microsoft.com/office/word/2016/wordml/cid" xmlns:w16="http://schemas.microsoft.com/office/word/2018/wordml" xmlns:w16du="http://schemas.microsoft.com/office/word/2023/wordml/word16du" xmlns:w16sdtdh="http://schemas.microsoft.com/office/word/2020/wordml/sdtdatahash" xmlns:w16sdtfl="http://schemas.microsoft.com/office/word/2024/wordml/sdtformatlock" xmlns:w16se="http://schemas.microsoft.com/office/word/2015/wordml/symex" mc:Ignorable="w14 w15 w16se w16cid w16 w16cex w16sdtdh w16sdtfl w16du">
+<w:styles xmlns:mc="http://schemas.openxmlformats.org/markup-compatibility/2006" xmlns:r="http://schemas.openxmlformats.org/officeDocument/2006/relationships" xmlns:w="http://schemas.openxmlformats.org/wordprocessingml/2006/main" xmlns:w14="http://schemas.microsoft.com/office/word/2010/wordml" xmlns:w15="http://schemas.microsoft.com/office/word/2012/wordml" xmlns:w16cex="http://schemas.microsoft.com/office/word/2018/wordml/cex" xmlns:w16cid="http://schemas.microsoft.com/office/word/2016/wordml/cid" xmlns:w16="http://schemas.microsoft.com/office/word/2018/wordml" xmlns:w16sdtdh="http://schemas.microsoft.com/office/word/2020/wordml/sdtdatahash" xmlns:w16sdtfl="http://schemas.microsoft.com/office/word/2024/wordml/sdtformatlock" xmlns:w16se="http://schemas.microsoft.com/office/word/2015/wordml/symex" xmlns:w16du="http://schemas.microsoft.com/office/word/2023/wordml/word16du" mc:Ignorable="w14 w15 w16se w16cid w16 w16cex w16sdtdh w16sdtfl w16du">
   <w:docDefaults>
     <w:rPrDefault>
       <w:rPr>
@@ -1563,6 +1576,29 @@
       </w:tblBorders>
     </w:tblPr>
   </w:style>
+  <w:style w:type="character" w:styleId="Hipervnculo">
+    <w:name w:val="Hyperlink"/>
+    <w:basedOn w:val="Fuentedeprrafopredeter"/>
+    <w:uiPriority w:val="99"/>
+    <w:unhideWhenUsed/>
+    <w:rsid w:val="00214E73"/>
+    <w:rPr>
+      <w:color w:val="467886" w:themeColor="hyperlink"/>
+      <w:u w:val="single"/>
+    </w:rPr>
+  </w:style>
+  <w:style w:type="character" w:styleId="Mencinsinresolver">
+    <w:name w:val="Unresolved Mention"/>
+    <w:basedOn w:val="Fuentedeprrafopredeter"/>
+    <w:uiPriority w:val="99"/>
+    <w:semiHidden/>
+    <w:unhideWhenUsed/>
+    <w:rsid w:val="00214E73"/>
+    <w:rPr>
+      <w:color w:val="605E5C"/>
+      <w:shd w:val="clear" w:color="auto" w:fill="E1DFDD"/>
+    </w:rPr>
+  </w:style>
 </w:styles>
 </file>
 
